--- a/Stability and Structural Validity of Learned Node Importance in Citation Networks.docx
+++ b/Stability and Structural Validity of Learned Node Importance in Citation Networks.docx
@@ -170,7 +170,6 @@
           <w:rtl/>
         </w:rPr>
       </w:pPr>
-      <w:proofErr w:type="gramStart"/>
       <w:r>
         <w:rPr>
           <w:b/>
@@ -181,7 +180,6 @@
         </w:rPr>
         <w:t>By:</w:t>
       </w:r>
-      <w:proofErr w:type="gramEnd"/>
     </w:p>
     <w:p>
       <w:pPr>
@@ -5116,15 +5114,13 @@
         </w:rPr>
         <w:t xml:space="preserve">This project investigates whether combining multiple centrality measures using machine learning can produce rankings that are more stable and robust compared to those relying on a single metric. To this end, an ensemble Random Forest model will be employed to integrate multiple structural indicators to capture non-linear relationships and compensate </w:t>
       </w:r>
-      <w:proofErr w:type="gramStart"/>
-      <w:r>
-        <w:rPr>
-          <w:sz w:val="24"/>
-          <w:szCs w:val="24"/>
-        </w:rPr>
-        <w:t>for  distortions</w:t>
-      </w:r>
-      <w:proofErr w:type="gramEnd"/>
+      <w:r>
+        <w:rPr>
+          <w:sz w:val="24"/>
+          <w:szCs w:val="24"/>
+        </w:rPr>
+        <w:t>for distortions</w:t>
+      </w:r>
       <w:r>
         <w:rPr>
           <w:sz w:val="24"/>
@@ -5148,33 +5144,27 @@
         </w:rPr>
         <w:t xml:space="preserve">The proposed evaluation framework suggests simulating controlled structural </w:t>
       </w:r>
-      <w:proofErr w:type="spellStart"/>
-      <w:proofErr w:type="gramStart"/>
-      <w:r>
-        <w:rPr>
-          <w:sz w:val="24"/>
-          <w:szCs w:val="24"/>
-        </w:rPr>
-        <w:t>perturbations,specifically</w:t>
-      </w:r>
-      <w:proofErr w:type="spellEnd"/>
-      <w:proofErr w:type="gramEnd"/>
-      <w:r>
-        <w:rPr>
-          <w:sz w:val="24"/>
-          <w:szCs w:val="24"/>
-        </w:rPr>
-        <w:t xml:space="preserve">  through random edge removal and addition, to model incomplete and missing and noisy data. Ranking Stability will be assessed using the Coefficient of Variation to measure node-level instability, and Spearman's rank correlation to evaluate global hierarchy </w:t>
-      </w:r>
-      <w:proofErr w:type="gramStart"/>
-      <w:r>
-        <w:rPr>
-          <w:sz w:val="24"/>
-          <w:szCs w:val="24"/>
-        </w:rPr>
-        <w:t>preservation .</w:t>
-      </w:r>
-      <w:proofErr w:type="gramEnd"/>
+      <w:r>
+        <w:rPr>
+          <w:sz w:val="24"/>
+          <w:szCs w:val="24"/>
+        </w:rPr>
+        <w:t>perturbations, specifically through</w:t>
+      </w:r>
+      <w:r>
+        <w:rPr>
+          <w:sz w:val="24"/>
+          <w:szCs w:val="24"/>
+        </w:rPr>
+        <w:t xml:space="preserve"> random edge removal and addition, to model incomplete and missing and noisy data. Ranking Stability will be assessed using the Coefficient of Variation to measure node-level instability, and Spearman's rank correlation to evaluate global hierarchy </w:t>
+      </w:r>
+      <w:r>
+        <w:rPr>
+          <w:sz w:val="24"/>
+          <w:szCs w:val="24"/>
+        </w:rPr>
+        <w:t>preservation.</w:t>
+      </w:r>
       <w:r>
         <w:rPr>
           <w:sz w:val="24"/>
@@ -5198,31 +5188,48 @@
         </w:rPr>
         <w:t xml:space="preserve">Ultimately, this methodology aims to identify a </w:t>
       </w:r>
-      <w:proofErr w:type="gramStart"/>
-      <w:r>
-        <w:rPr>
-          <w:sz w:val="24"/>
-          <w:szCs w:val="24"/>
-        </w:rPr>
-        <w:t>stable  ‘</w:t>
-      </w:r>
-      <w:proofErr w:type="gramEnd"/>
-      <w:r>
-        <w:rPr>
-          <w:sz w:val="24"/>
-          <w:szCs w:val="24"/>
-        </w:rPr>
-        <w:t xml:space="preserve">Network Core’; nodes that consistently exhibit both high </w:t>
-      </w:r>
-      <w:proofErr w:type="gramStart"/>
-      <w:r>
-        <w:rPr>
-          <w:sz w:val="24"/>
-          <w:szCs w:val="24"/>
-        </w:rPr>
-        <w:t>centrality  and</w:t>
-      </w:r>
-      <w:proofErr w:type="gramEnd"/>
+      <w:r>
+        <w:rPr>
+          <w:sz w:val="24"/>
+          <w:szCs w:val="24"/>
+        </w:rPr>
+        <w:t xml:space="preserve">stable </w:t>
+      </w:r>
+      <w:r>
+        <w:rPr>
+          <w:sz w:val="24"/>
+          <w:szCs w:val="24"/>
+        </w:rPr>
+        <w:t>‘</w:t>
+      </w:r>
+      <w:r>
+        <w:rPr>
+          <w:sz w:val="24"/>
+          <w:szCs w:val="24"/>
+        </w:rPr>
+        <w:t>Network Core</w:t>
+      </w:r>
+      <w:r>
+        <w:rPr>
+          <w:sz w:val="24"/>
+          <w:szCs w:val="24"/>
+        </w:rPr>
+        <w:t>’.</w:t>
+      </w:r>
+      <w:r>
+        <w:rPr>
+          <w:sz w:val="24"/>
+          <w:szCs w:val="24"/>
+        </w:rPr>
+        <w:t xml:space="preserve"> nodes that consistently exhibit both high </w:t>
+      </w:r>
+      <w:r>
+        <w:rPr>
+          <w:sz w:val="24"/>
+          <w:szCs w:val="24"/>
+        </w:rPr>
+        <w:t>centrality and</w:t>
+      </w:r>
       <w:r>
         <w:rPr>
           <w:sz w:val="24"/>
@@ -5266,15 +5273,13 @@
         </w:rPr>
         <w:t xml:space="preserve">: Complex Networks, Centrality Measures, Machine Learning, Structural Stability, Citation </w:t>
       </w:r>
-      <w:proofErr w:type="spellStart"/>
-      <w:r>
-        <w:rPr>
-          <w:sz w:val="24"/>
-          <w:szCs w:val="24"/>
-        </w:rPr>
-        <w:t>Netoworks</w:t>
-      </w:r>
-      <w:proofErr w:type="spellEnd"/>
+      <w:r>
+        <w:rPr>
+          <w:sz w:val="24"/>
+          <w:szCs w:val="24"/>
+        </w:rPr>
+        <w:t>Networks</w:t>
+      </w:r>
     </w:p>
     <w:p>
       <w:pPr>
@@ -5572,15 +5577,13 @@
         <w:lastRenderedPageBreak/>
         <w:t xml:space="preserve">To evaluate these questions, node rankings will be compared before and after controlled perturbations of the network, as well as across multiple perturbed </w:t>
       </w:r>
-      <w:proofErr w:type="gramStart"/>
-      <w:r>
-        <w:rPr>
-          <w:sz w:val="24"/>
-          <w:szCs w:val="24"/>
-        </w:rPr>
-        <w:t>instances .</w:t>
-      </w:r>
-      <w:proofErr w:type="gramEnd"/>
+      <w:r>
+        <w:rPr>
+          <w:sz w:val="24"/>
+          <w:szCs w:val="24"/>
+        </w:rPr>
+        <w:t>instances.</w:t>
+      </w:r>
       <w:r>
         <w:rPr>
           <w:sz w:val="24"/>
@@ -5911,23 +5914,7 @@
           <w:sz w:val="24"/>
           <w:szCs w:val="24"/>
         </w:rPr>
-        <w:t xml:space="preserve">evaluates how close a node is to all other nodes in the network, based on the average shortest path distance from a node to all other nodes in the network, reflecting how rapidly a node’s influence reaches across the network. Nodes with high closeness centrality can reach other nodes more quickly on </w:t>
-      </w:r>
-      <w:proofErr w:type="gramStart"/>
-      <w:r>
-        <w:rPr>
-          <w:sz w:val="24"/>
-          <w:szCs w:val="24"/>
-        </w:rPr>
-        <w:t>average,  capturing</w:t>
-      </w:r>
-      <w:proofErr w:type="gramEnd"/>
-      <w:r>
-        <w:rPr>
-          <w:sz w:val="24"/>
-          <w:szCs w:val="24"/>
-        </w:rPr>
-        <w:t xml:space="preserve"> global distance-based accessibility.</w:t>
+        <w:t>evaluates how close a node is to all other nodes in the network, based on the average shortest path distance from a node to all other nodes in the network, reflecting how rapidly a node’s influence reaches across the network. Nodes with high closeness centrality can reach other nodes more quickly on average,  capturing global distance-based accessibility.</w:t>
       </w:r>
     </w:p>
     <w:p>
@@ -5966,23 +5953,7 @@
           <w:sz w:val="24"/>
           <w:szCs w:val="24"/>
         </w:rPr>
-        <w:t xml:space="preserve"> is an iterative measure of influence based on the premise that importance is transferred between nodes. In a citation network, a paper is considered influential if it is cited by other influential papers, rather than merely receiving many </w:t>
-      </w:r>
-      <w:proofErr w:type="gramStart"/>
-      <w:r>
-        <w:rPr>
-          <w:sz w:val="24"/>
-          <w:szCs w:val="24"/>
-        </w:rPr>
-        <w:t>citations  from</w:t>
-      </w:r>
-      <w:proofErr w:type="gramEnd"/>
-      <w:r>
-        <w:rPr>
-          <w:sz w:val="24"/>
-          <w:szCs w:val="24"/>
-        </w:rPr>
-        <w:t xml:space="preserve"> low-impact sources. </w:t>
+        <w:t xml:space="preserve"> is an iterative measure of influence based on the premise that importance is transferred between nodes. In a citation network, a paper is considered influential if it is cited by other influential papers, rather than merely receiving many citations  from low-impact sources. </w:t>
       </w:r>
     </w:p>
     <w:p>
@@ -6313,55 +6284,7 @@
           <w:sz w:val="24"/>
           <w:szCs w:val="24"/>
         </w:rPr>
-        <w:t xml:space="preserve">Advanced algorithms, such as Random Forest, Multi-Layer Perceptron (MLP), or Kernel Support Vector Machines (SVM), can model non-linear relationships between centrality measures. These models can identify complex structural </w:t>
-      </w:r>
-      <w:proofErr w:type="gramStart"/>
-      <w:r>
-        <w:rPr>
-          <w:sz w:val="24"/>
-          <w:szCs w:val="24"/>
-        </w:rPr>
-        <w:t>patterns  that</w:t>
-      </w:r>
-      <w:proofErr w:type="gramEnd"/>
-      <w:r>
-        <w:rPr>
-          <w:sz w:val="24"/>
-          <w:szCs w:val="24"/>
-        </w:rPr>
-        <w:t xml:space="preserve"> are not captured </w:t>
-      </w:r>
-      <w:proofErr w:type="gramStart"/>
-      <w:r>
-        <w:rPr>
-          <w:sz w:val="24"/>
-          <w:szCs w:val="24"/>
-        </w:rPr>
-        <w:t>by  any</w:t>
-      </w:r>
-      <w:proofErr w:type="gramEnd"/>
-      <w:r>
-        <w:rPr>
-          <w:sz w:val="24"/>
-          <w:szCs w:val="24"/>
-        </w:rPr>
-        <w:t xml:space="preserve"> single metric. Ensemble methods such as Random Forest also </w:t>
-      </w:r>
-      <w:proofErr w:type="gramStart"/>
-      <w:r>
-        <w:rPr>
-          <w:sz w:val="24"/>
-          <w:szCs w:val="24"/>
-        </w:rPr>
-        <w:t>provide  robustness</w:t>
-      </w:r>
-      <w:proofErr w:type="gramEnd"/>
-      <w:r>
-        <w:rPr>
-          <w:sz w:val="24"/>
-          <w:szCs w:val="24"/>
-        </w:rPr>
-        <w:t xml:space="preserve"> to noise: if structural perturbations distort one feature (e.g., betweenness), the model can rely on other features (e.g., degree), thereby maintaining overall ranking stability.</w:t>
+        <w:t>Advanced algorithms, such as Random Forest, Multi-Layer Perceptron (MLP), or Kernel Support Vector Machines (SVM), can model non-linear relationships between centrality measures. These models can identify complex structural patterns  that are not captured by  any single metric. Ensemble methods such as Random Forest also provide  robustness to noise: if structural perturbations distort one feature (e.g., betweenness), the model can rely on other features (e.g., degree), thereby maintaining overall ranking stability.</w:t>
       </w:r>
     </w:p>
     <w:p>
@@ -7160,23 +7083,7 @@
           <w:sz w:val="26"/>
           <w:szCs w:val="26"/>
         </w:rPr>
-        <w:t xml:space="preserve">Min-Max normalization </w:t>
-      </w:r>
-      <w:proofErr w:type="gramStart"/>
-      <w:r>
-        <w:rPr>
-          <w:sz w:val="26"/>
-          <w:szCs w:val="26"/>
-        </w:rPr>
-        <w:t>will  be</w:t>
-      </w:r>
-      <w:proofErr w:type="gramEnd"/>
-      <w:r>
-        <w:rPr>
-          <w:sz w:val="26"/>
-          <w:szCs w:val="26"/>
-        </w:rPr>
-        <w:t xml:space="preserve"> used to ensure that all feature values lie within a positive range and preserve a meaningful scale for CV computation.</w:t>
+        <w:t>Min-Max normalization will  be used to ensure that all feature values lie within a positive range and preserve a meaningful scale for CV computation.</w:t>
       </w:r>
     </w:p>
     <w:p>
@@ -7559,23 +7466,7 @@
           <w:sz w:val="24"/>
           <w:szCs w:val="24"/>
         </w:rPr>
-        <w:t xml:space="preserve">The model predicts a continuous importance score for each node, </w:t>
-      </w:r>
-      <w:proofErr w:type="gramStart"/>
-      <w:r>
-        <w:rPr>
-          <w:sz w:val="24"/>
-          <w:szCs w:val="24"/>
-        </w:rPr>
-        <w:t>inducing  a</w:t>
-      </w:r>
-      <w:proofErr w:type="gramEnd"/>
-      <w:r>
-        <w:rPr>
-          <w:sz w:val="24"/>
-          <w:szCs w:val="24"/>
-        </w:rPr>
-        <w:t xml:space="preserve"> global ranking.</w:t>
+        <w:t>The model predicts a continuous importance score for each node, inducing  a global ranking.</w:t>
       </w:r>
     </w:p>
     <w:p>
@@ -7831,23 +7722,7 @@
           <w:sz w:val="24"/>
           <w:szCs w:val="24"/>
         </w:rPr>
-        <w:t xml:space="preserve"> is the PageRank score of </w:t>
-      </w:r>
-      <w:proofErr w:type="gramStart"/>
-      <w:r>
-        <w:rPr>
-          <w:sz w:val="24"/>
-          <w:szCs w:val="24"/>
-        </w:rPr>
-        <w:t>node</w:t>
-      </w:r>
-      <w:proofErr w:type="gramEnd"/>
-      <w:r>
-        <w:rPr>
-          <w:sz w:val="24"/>
-          <w:szCs w:val="24"/>
-        </w:rPr>
-        <w:t xml:space="preserve"> </w:t>
+        <w:t xml:space="preserve"> is the PageRank score of node </w:t>
       </w:r>
       <m:oMath>
         <m:r>
@@ -7935,21 +7810,12 @@
           <w:szCs w:val="24"/>
         </w:rPr>
       </w:pPr>
-      <w:proofErr w:type="gramStart"/>
-      <w:r>
-        <w:rPr>
-          <w:sz w:val="24"/>
-          <w:szCs w:val="24"/>
-        </w:rPr>
-        <w:t>Its</w:t>
-      </w:r>
-      <w:proofErr w:type="gramEnd"/>
-      <w:r>
-        <w:rPr>
-          <w:sz w:val="24"/>
-          <w:szCs w:val="24"/>
-        </w:rPr>
-        <w:t xml:space="preserve"> widespread use in citation networks analysis</w:t>
+      <w:r>
+        <w:rPr>
+          <w:sz w:val="24"/>
+          <w:szCs w:val="24"/>
+        </w:rPr>
+        <w:t>Its widespread use in citation networks analysis</w:t>
       </w:r>
     </w:p>
     <w:p>
@@ -8513,7 +8379,7 @@
               </wp:anchor>
             </w:drawing>
           </mc:Choice>
-          <mc:Fallback xmlns:sl="http://schemas.openxmlformats.org/schemaLibrary/2006/main" xmlns:a="http://schemas.openxmlformats.org/drawingml/2006/main" xmlns:pic="http://schemas.openxmlformats.org/drawingml/2006/picture" xmlns:c="http://schemas.openxmlformats.org/drawingml/2006/chart" xmlns:lc="http://schemas.openxmlformats.org/drawingml/2006/lockedCanvas" xmlns:dgm="http://schemas.openxmlformats.org/drawingml/2006/diagram" xmlns="http://schemas.microsoft.com/office/tasks/2019/documenttasks" xmlns:cr="http://schemas.microsoft.com/office/comments/2020/reactions">
+          <mc:Fallback xmlns:cr="http://schemas.microsoft.com/office/comments/2020/reactions" xmlns="http://schemas.microsoft.com/office/tasks/2019/documenttasks" xmlns:dgm="http://schemas.openxmlformats.org/drawingml/2006/diagram" xmlns:lc="http://schemas.openxmlformats.org/drawingml/2006/lockedCanvas" xmlns:c="http://schemas.openxmlformats.org/drawingml/2006/chart" xmlns:pic="http://schemas.openxmlformats.org/drawingml/2006/picture" xmlns:a="http://schemas.openxmlformats.org/drawingml/2006/main" xmlns:sl="http://schemas.openxmlformats.org/schemaLibrary/2006/main">
             <w:drawing>
               <wp:anchor allowOverlap="1" behindDoc="0" distB="0" distT="0" distL="114300" distR="114300" hidden="0" layoutInCell="1" locked="0" relativeHeight="0" simplePos="0">
                 <wp:simplePos x="0" y="0"/>
@@ -8882,7 +8748,7 @@
               </wp:anchor>
             </w:drawing>
           </mc:Choice>
-          <mc:Fallback xmlns:sl="http://schemas.openxmlformats.org/schemaLibrary/2006/main" xmlns:a="http://schemas.openxmlformats.org/drawingml/2006/main" xmlns:pic="http://schemas.openxmlformats.org/drawingml/2006/picture" xmlns:c="http://schemas.openxmlformats.org/drawingml/2006/chart" xmlns:lc="http://schemas.openxmlformats.org/drawingml/2006/lockedCanvas" xmlns:dgm="http://schemas.openxmlformats.org/drawingml/2006/diagram" xmlns="http://schemas.microsoft.com/office/tasks/2019/documenttasks" xmlns:cr="http://schemas.microsoft.com/office/comments/2020/reactions">
+          <mc:Fallback xmlns:cr="http://schemas.microsoft.com/office/comments/2020/reactions" xmlns="http://schemas.microsoft.com/office/tasks/2019/documenttasks" xmlns:dgm="http://schemas.openxmlformats.org/drawingml/2006/diagram" xmlns:lc="http://schemas.openxmlformats.org/drawingml/2006/lockedCanvas" xmlns:c="http://schemas.openxmlformats.org/drawingml/2006/chart" xmlns:pic="http://schemas.openxmlformats.org/drawingml/2006/picture" xmlns:a="http://schemas.openxmlformats.org/drawingml/2006/main" xmlns:sl="http://schemas.openxmlformats.org/schemaLibrary/2006/main">
             <w:drawing>
               <wp:anchor allowOverlap="1" behindDoc="0" distB="0" distT="0" distL="114300" distR="114300" hidden="0" layoutInCell="1" locked="0" relativeHeight="0" simplePos="0">
                 <wp:simplePos x="0" y="0"/>
@@ -9171,7 +9037,7 @@
               </wp:anchor>
             </w:drawing>
           </mc:Choice>
-          <mc:Fallback xmlns:sl="http://schemas.openxmlformats.org/schemaLibrary/2006/main" xmlns:a="http://schemas.openxmlformats.org/drawingml/2006/main" xmlns:pic="http://schemas.openxmlformats.org/drawingml/2006/picture" xmlns:c="http://schemas.openxmlformats.org/drawingml/2006/chart" xmlns:lc="http://schemas.openxmlformats.org/drawingml/2006/lockedCanvas" xmlns:dgm="http://schemas.openxmlformats.org/drawingml/2006/diagram" xmlns="http://schemas.microsoft.com/office/tasks/2019/documenttasks" xmlns:cr="http://schemas.microsoft.com/office/comments/2020/reactions">
+          <mc:Fallback xmlns:cr="http://schemas.microsoft.com/office/comments/2020/reactions" xmlns="http://schemas.microsoft.com/office/tasks/2019/documenttasks" xmlns:dgm="http://schemas.openxmlformats.org/drawingml/2006/diagram" xmlns:lc="http://schemas.openxmlformats.org/drawingml/2006/lockedCanvas" xmlns:c="http://schemas.openxmlformats.org/drawingml/2006/chart" xmlns:pic="http://schemas.openxmlformats.org/drawingml/2006/picture" xmlns:a="http://schemas.openxmlformats.org/drawingml/2006/main" xmlns:sl="http://schemas.openxmlformats.org/schemaLibrary/2006/main">
             <w:drawing>
               <wp:anchor allowOverlap="1" behindDoc="0" distB="0" distT="0" distL="114300" distR="114300" hidden="0" layoutInCell="1" locked="0" relativeHeight="0" simplePos="0">
                 <wp:simplePos x="0" y="0"/>
@@ -9429,7 +9295,7 @@
               </wp:anchor>
             </w:drawing>
           </mc:Choice>
-          <mc:Fallback xmlns:sl="http://schemas.openxmlformats.org/schemaLibrary/2006/main" xmlns:a="http://schemas.openxmlformats.org/drawingml/2006/main" xmlns:pic="http://schemas.openxmlformats.org/drawingml/2006/picture" xmlns:c="http://schemas.openxmlformats.org/drawingml/2006/chart" xmlns:lc="http://schemas.openxmlformats.org/drawingml/2006/lockedCanvas" xmlns:dgm="http://schemas.openxmlformats.org/drawingml/2006/diagram" xmlns="http://schemas.microsoft.com/office/tasks/2019/documenttasks" xmlns:cr="http://schemas.microsoft.com/office/comments/2020/reactions">
+          <mc:Fallback xmlns:cr="http://schemas.microsoft.com/office/comments/2020/reactions" xmlns="http://schemas.microsoft.com/office/tasks/2019/documenttasks" xmlns:dgm="http://schemas.openxmlformats.org/drawingml/2006/diagram" xmlns:lc="http://schemas.openxmlformats.org/drawingml/2006/lockedCanvas" xmlns:c="http://schemas.openxmlformats.org/drawingml/2006/chart" xmlns:pic="http://schemas.openxmlformats.org/drawingml/2006/picture" xmlns:a="http://schemas.openxmlformats.org/drawingml/2006/main" xmlns:sl="http://schemas.openxmlformats.org/schemaLibrary/2006/main">
             <w:drawing>
               <wp:anchor allowOverlap="1" behindDoc="0" distB="0" distT="0" distL="114300" distR="114300" hidden="0" layoutInCell="1" locked="0" relativeHeight="0" simplePos="0">
                 <wp:simplePos x="0" y="0"/>
@@ -9838,7 +9704,7 @@
               </wp:anchor>
             </w:drawing>
           </mc:Choice>
-          <mc:Fallback xmlns:sl="http://schemas.openxmlformats.org/schemaLibrary/2006/main" xmlns:a="http://schemas.openxmlformats.org/drawingml/2006/main" xmlns:pic="http://schemas.openxmlformats.org/drawingml/2006/picture" xmlns:c="http://schemas.openxmlformats.org/drawingml/2006/chart" xmlns:lc="http://schemas.openxmlformats.org/drawingml/2006/lockedCanvas" xmlns:dgm="http://schemas.openxmlformats.org/drawingml/2006/diagram" xmlns="http://schemas.microsoft.com/office/tasks/2019/documenttasks" xmlns:cr="http://schemas.microsoft.com/office/comments/2020/reactions">
+          <mc:Fallback xmlns:cr="http://schemas.microsoft.com/office/comments/2020/reactions" xmlns="http://schemas.microsoft.com/office/tasks/2019/documenttasks" xmlns:dgm="http://schemas.openxmlformats.org/drawingml/2006/diagram" xmlns:lc="http://schemas.openxmlformats.org/drawingml/2006/lockedCanvas" xmlns:c="http://schemas.openxmlformats.org/drawingml/2006/chart" xmlns:pic="http://schemas.openxmlformats.org/drawingml/2006/picture" xmlns:a="http://schemas.openxmlformats.org/drawingml/2006/main" xmlns:sl="http://schemas.openxmlformats.org/schemaLibrary/2006/main">
             <w:drawing>
               <wp:anchor allowOverlap="1" behindDoc="0" distB="0" distT="0" distL="114300" distR="114300" hidden="0" layoutInCell="1" locked="0" relativeHeight="0" simplePos="0">
                 <wp:simplePos x="0" y="0"/>
@@ -11173,15 +11039,7 @@
         </m:r>
       </m:oMath>
       <w:r>
-        <w:t xml:space="preserve"> is the score of </w:t>
-      </w:r>
-      <w:proofErr w:type="gramStart"/>
-      <w:r>
-        <w:t>node</w:t>
-      </w:r>
-      <w:proofErr w:type="gramEnd"/>
-      <w:r>
-        <w:t xml:space="preserve"> </w:t>
+        <w:t xml:space="preserve"> is the score of node </w:t>
       </w:r>
       <m:oMath>
         <m:r>
@@ -15529,23 +15387,7 @@
           <w:sz w:val="24"/>
           <w:szCs w:val="24"/>
         </w:rPr>
-        <w:t>]. (See Appendix</w:t>
-      </w:r>
-      <w:proofErr w:type="gramStart"/>
-      <w:r>
-        <w:rPr>
-          <w:sz w:val="24"/>
-          <w:szCs w:val="24"/>
-        </w:rPr>
-        <w:t>) .</w:t>
-      </w:r>
-      <w:proofErr w:type="gramEnd"/>
-      <w:r>
-        <w:rPr>
-          <w:sz w:val="24"/>
-          <w:szCs w:val="24"/>
-        </w:rPr>
-        <w:t xml:space="preserve"> </w:t>
+        <w:t xml:space="preserve">]. (See Appendix) . </w:t>
       </w:r>
     </w:p>
     <w:p>
@@ -15682,7 +15524,6 @@
           <w:highlight w:val="white"/>
         </w:rPr>
       </w:pPr>
-      <w:proofErr w:type="gramStart"/>
       <w:r>
         <w:rPr>
           <w:rFonts w:ascii="Aptos" w:eastAsia="Aptos" w:hAnsi="Aptos" w:cs="Aptos"/>
@@ -15692,19 +15533,7 @@
           <w:szCs w:val="24"/>
           <w:highlight w:val="white"/>
         </w:rPr>
-        <w:t>Model :</w:t>
-      </w:r>
-      <w:proofErr w:type="gramEnd"/>
-      <w:r>
-        <w:rPr>
-          <w:rFonts w:ascii="Aptos" w:eastAsia="Aptos" w:hAnsi="Aptos" w:cs="Aptos"/>
-          <w:b/>
-          <w:bCs/>
-          <w:sz w:val="24"/>
-          <w:szCs w:val="24"/>
-          <w:highlight w:val="white"/>
-        </w:rPr>
-        <w:t xml:space="preserve"> Correlation of instability profiles:</w:t>
+        <w:t>Model : Correlation of instability profiles:</w:t>
       </w:r>
     </w:p>
     <w:p>
@@ -15969,25 +15798,7 @@
           <w:szCs w:val="24"/>
           <w:highlight w:val="white"/>
         </w:rPr>
-        <w:t xml:space="preserve">per-measure instability score of </w:t>
-      </w:r>
-      <w:proofErr w:type="gramStart"/>
-      <w:r>
-        <w:rPr>
-          <w:sz w:val="24"/>
-          <w:szCs w:val="24"/>
-          <w:highlight w:val="white"/>
-        </w:rPr>
-        <w:t>node</w:t>
-      </w:r>
-      <w:proofErr w:type="gramEnd"/>
-      <w:r>
-        <w:rPr>
-          <w:sz w:val="24"/>
-          <w:szCs w:val="24"/>
-          <w:highlight w:val="white"/>
-        </w:rPr>
-        <w:t xml:space="preserve"> </w:t>
+        <w:t xml:space="preserve">per-measure instability score of node </w:t>
       </w:r>
       <m:oMath>
         <m:r>
@@ -18078,19 +17889,8 @@
           <w:szCs w:val="24"/>
           <w:highlight w:val="white"/>
         </w:rPr>
-        <w:t xml:space="preserve"> </w:t>
-      </w:r>
-      <w:proofErr w:type="gramStart"/>
-      <w:r>
-        <w:rPr>
-          <w:rFonts w:ascii="Cambria Math" w:eastAsia="Cambria Math" w:hAnsi="Cambria Math" w:cs="Cambria Math"/>
-          <w:sz w:val="24"/>
-          <w:szCs w:val="24"/>
-          <w:highlight w:val="white"/>
-        </w:rPr>
-        <w:t>∊{</w:t>
-      </w:r>
-      <w:proofErr w:type="gramEnd"/>
+        <w:t xml:space="preserve"> ∊{</w:t>
+      </w:r>
       <m:oMath>
         <m:r>
           <w:rPr>
@@ -19134,23 +18934,7 @@
                 <w:sz w:val="24"/>
                 <w:szCs w:val="24"/>
               </w:rPr>
-              <w:t xml:space="preserve">The system shall generate a global ranking of nodes based on the </w:t>
-            </w:r>
-            <w:proofErr w:type="gramStart"/>
-            <w:r>
-              <w:rPr>
-                <w:sz w:val="24"/>
-                <w:szCs w:val="24"/>
-              </w:rPr>
-              <w:t>learned importance scores</w:t>
-            </w:r>
-            <w:proofErr w:type="gramEnd"/>
-            <w:r>
-              <w:rPr>
-                <w:sz w:val="24"/>
-                <w:szCs w:val="24"/>
-              </w:rPr>
-              <w:t xml:space="preserve">. </w:t>
+              <w:t xml:space="preserve">The system shall generate a global ranking of nodes based on the learned importance scores. </w:t>
             </w:r>
           </w:p>
         </w:tc>
@@ -19248,23 +19032,7 @@
                 <w:sz w:val="24"/>
                 <w:szCs w:val="24"/>
               </w:rPr>
-              <w:t xml:space="preserve">The system </w:t>
-            </w:r>
-            <w:proofErr w:type="gramStart"/>
-            <w:r>
-              <w:rPr>
-                <w:sz w:val="24"/>
-                <w:szCs w:val="24"/>
-              </w:rPr>
-              <w:t>shall</w:t>
-            </w:r>
-            <w:proofErr w:type="gramEnd"/>
-            <w:r>
-              <w:rPr>
-                <w:sz w:val="24"/>
-                <w:szCs w:val="24"/>
-              </w:rPr>
-              <w:t xml:space="preserve"> generate multiple perturbed versions of the original graph using configurable perturbation parameters.  </w:t>
+              <w:t xml:space="preserve">The system shall generate multiple perturbed versions of the original graph using configurable perturbation parameters.  </w:t>
             </w:r>
           </w:p>
         </w:tc>
@@ -19857,15 +19625,7 @@
               <w:spacing w:line="240" w:lineRule="auto"/>
             </w:pPr>
             <w:r>
-              <w:t xml:space="preserve">The system </w:t>
-            </w:r>
-            <w:proofErr w:type="gramStart"/>
-            <w:r>
-              <w:t>shall</w:t>
-            </w:r>
-            <w:proofErr w:type="gramEnd"/>
-            <w:r>
-              <w:t xml:space="preserve"> provide consistent outputs for node importance scores, ranking stability metrics, and node instability values when executed under the same configuration. </w:t>
+              <w:t xml:space="preserve">The system shall provide consistent outputs for node importance scores, ranking stability metrics, and node instability values when executed under the same configuration. </w:t>
             </w:r>
           </w:p>
         </w:tc>
@@ -20001,15 +19761,7 @@
               <w:spacing w:line="240" w:lineRule="auto"/>
             </w:pPr>
             <w:r>
-              <w:t xml:space="preserve">The system shall support repeated perturbation and </w:t>
-            </w:r>
-            <w:proofErr w:type="spellStart"/>
-            <w:r>
-              <w:t>recomputation</w:t>
-            </w:r>
-            <w:proofErr w:type="spellEnd"/>
-            <w:r>
-              <w:t xml:space="preserve"> processes for K perturbed graphs, with measured runtime for the full perturbation pipeline. </w:t>
+              <w:t xml:space="preserve">The system shall support repeated perturbation and recomputation processes for K perturbed graphs, with measured runtime for the full perturbation pipeline. </w:t>
             </w:r>
           </w:p>
         </w:tc>
@@ -20492,7 +20244,6 @@
           <w:szCs w:val="24"/>
         </w:rPr>
       </w:pPr>
-      <w:proofErr w:type="spellStart"/>
       <w:r>
         <w:rPr>
           <w:b/>
@@ -20501,9 +20252,15 @@
           <w:szCs w:val="24"/>
         </w:rPr>
         <w:lastRenderedPageBreak/>
-        <w:t>NetworkX</w:t>
-      </w:r>
-      <w:proofErr w:type="spellEnd"/>
+        <w:t>NetworkX (or igraph):</w:t>
+      </w:r>
+      <w:r>
+        <w:rPr>
+          <w:sz w:val="24"/>
+          <w:szCs w:val="24"/>
+        </w:rPr>
+        <w:t xml:space="preserve"> This is the engine for our graph analysis. It allows us to construct the citation network (as defined in Section 3.1) and compute critical centrality measures like </w:t>
+      </w:r>
       <w:r>
         <w:rPr>
           <w:b/>
@@ -20511,9 +20268,15 @@
           <w:sz w:val="24"/>
           <w:szCs w:val="24"/>
         </w:rPr>
-        <w:t xml:space="preserve"> (or </w:t>
-      </w:r>
-      <w:proofErr w:type="spellStart"/>
+        <w:t>Betweenness</w:t>
+      </w:r>
+      <w:r>
+        <w:rPr>
+          <w:sz w:val="24"/>
+          <w:szCs w:val="24"/>
+        </w:rPr>
+        <w:t xml:space="preserve">, </w:t>
+      </w:r>
       <w:r>
         <w:rPr>
           <w:b/>
@@ -20521,9 +20284,15 @@
           <w:sz w:val="24"/>
           <w:szCs w:val="24"/>
         </w:rPr>
-        <w:t>igraph</w:t>
-      </w:r>
-      <w:proofErr w:type="spellEnd"/>
+        <w:t>Closeness</w:t>
+      </w:r>
+      <w:r>
+        <w:rPr>
+          <w:sz w:val="24"/>
+          <w:szCs w:val="24"/>
+        </w:rPr>
+        <w:t xml:space="preserve">, and </w:t>
+      </w:r>
       <w:r>
         <w:rPr>
           <w:b/>
@@ -20531,14 +20300,44 @@
           <w:sz w:val="24"/>
           <w:szCs w:val="24"/>
         </w:rPr>
-        <w:t>):</w:t>
-      </w:r>
-      <w:r>
-        <w:rPr>
-          <w:sz w:val="24"/>
-          <w:szCs w:val="24"/>
-        </w:rPr>
-        <w:t xml:space="preserve"> This is the engine for our graph analysis. It allows us to construct the citation network (as defined in Section 3.1) and compute critical centrality measures like </w:t>
+        <w:t>PageRank</w:t>
+      </w:r>
+      <w:r>
+        <w:rPr>
+          <w:sz w:val="24"/>
+          <w:szCs w:val="24"/>
+        </w:rPr>
+        <w:t>.</w:t>
+      </w:r>
+    </w:p>
+    <w:p>
+      <w:pPr>
+        <w:pStyle w:val="Heading2"/>
+        <w:spacing w:line="240" w:lineRule="auto"/>
+      </w:pPr>
+      <w:bookmarkStart w:id="39" w:name="_Toc233192195"/>
+      <w:r>
+        <w:t>Development</w:t>
+      </w:r>
+      <w:r>
+        <w:t xml:space="preserve"> Environment</w:t>
+      </w:r>
+      <w:bookmarkEnd w:id="39"/>
+    </w:p>
+    <w:p>
+      <w:pPr>
+        <w:spacing w:before="300" w:after="300" w:line="240" w:lineRule="auto"/>
+        <w:rPr>
+          <w:sz w:val="24"/>
+          <w:szCs w:val="24"/>
+        </w:rPr>
+      </w:pPr>
+      <w:r>
+        <w:rPr>
+          <w:sz w:val="24"/>
+          <w:szCs w:val="24"/>
+        </w:rPr>
+        <w:t xml:space="preserve">We will use </w:t>
       </w:r>
       <w:r>
         <w:rPr>
@@ -20547,127 +20346,7 @@
           <w:sz w:val="24"/>
           <w:szCs w:val="24"/>
         </w:rPr>
-        <w:t>Betweenness</w:t>
-      </w:r>
-      <w:r>
-        <w:rPr>
-          <w:sz w:val="24"/>
-          <w:szCs w:val="24"/>
-        </w:rPr>
-        <w:t xml:space="preserve">, </w:t>
-      </w:r>
-      <w:r>
-        <w:rPr>
-          <w:b/>
-          <w:bCs/>
-          <w:sz w:val="24"/>
-          <w:szCs w:val="24"/>
-        </w:rPr>
-        <w:t>Closeness</w:t>
-      </w:r>
-      <w:r>
-        <w:rPr>
-          <w:sz w:val="24"/>
-          <w:szCs w:val="24"/>
-        </w:rPr>
-        <w:t xml:space="preserve">, and </w:t>
-      </w:r>
-      <w:r>
-        <w:rPr>
-          <w:b/>
-          <w:bCs/>
-          <w:sz w:val="24"/>
-          <w:szCs w:val="24"/>
-        </w:rPr>
-        <w:t>PageRank</w:t>
-      </w:r>
-      <w:r>
-        <w:rPr>
-          <w:sz w:val="24"/>
-          <w:szCs w:val="24"/>
-        </w:rPr>
-        <w:t>.</w:t>
-      </w:r>
-    </w:p>
-    <w:p>
-      <w:pPr>
-        <w:pStyle w:val="Heading2"/>
-        <w:spacing w:line="240" w:lineRule="auto"/>
-      </w:pPr>
-      <w:bookmarkStart w:id="39" w:name="_Toc233192195"/>
-      <w:r>
-        <w:t>Development</w:t>
-      </w:r>
-      <w:r>
-        <w:t xml:space="preserve"> Environment</w:t>
-      </w:r>
-      <w:bookmarkEnd w:id="39"/>
-    </w:p>
-    <w:p>
-      <w:pPr>
-        <w:spacing w:before="300" w:after="300" w:line="240" w:lineRule="auto"/>
-        <w:rPr>
-          <w:sz w:val="24"/>
-          <w:szCs w:val="24"/>
-        </w:rPr>
-      </w:pPr>
-      <w:r>
-        <w:rPr>
-          <w:sz w:val="24"/>
-          <w:szCs w:val="24"/>
-        </w:rPr>
-        <w:t xml:space="preserve">We will use </w:t>
-      </w:r>
-      <w:proofErr w:type="spellStart"/>
-      <w:r>
-        <w:rPr>
-          <w:b/>
-          <w:bCs/>
-          <w:sz w:val="24"/>
-          <w:szCs w:val="24"/>
-        </w:rPr>
-        <w:t>Jupyter</w:t>
-      </w:r>
-      <w:proofErr w:type="spellEnd"/>
-      <w:r>
-        <w:rPr>
-          <w:b/>
-          <w:bCs/>
-          <w:sz w:val="24"/>
-          <w:szCs w:val="24"/>
-        </w:rPr>
-        <w:t xml:space="preserve"> Notebooks </w:t>
-      </w:r>
-      <w:proofErr w:type="gramStart"/>
-      <w:r>
-        <w:rPr>
-          <w:b/>
-          <w:bCs/>
-          <w:sz w:val="24"/>
-          <w:szCs w:val="24"/>
-        </w:rPr>
-        <w:t>(.</w:t>
-      </w:r>
-      <w:proofErr w:type="spellStart"/>
-      <w:r>
-        <w:rPr>
-          <w:b/>
-          <w:bCs/>
-          <w:sz w:val="24"/>
-          <w:szCs w:val="24"/>
-        </w:rPr>
-        <w:t>ipynb</w:t>
-      </w:r>
-      <w:proofErr w:type="spellEnd"/>
-      <w:proofErr w:type="gramEnd"/>
-      <w:r>
-        <w:rPr>
-          <w:b/>
-          <w:bCs/>
-          <w:sz w:val="24"/>
-          <w:szCs w:val="24"/>
-        </w:rPr>
-        <w:t>)</w:t>
+        <w:t>Jupyter Notebooks (.ipynb)</w:t>
       </w:r>
       <w:r>
         <w:rPr>
@@ -20879,71 +20558,7 @@
           <w:sz w:val="24"/>
           <w:szCs w:val="24"/>
         </w:rPr>
-        <w:t xml:space="preserve">The computation of global network metrics is resource-intensive, particularly for large-scale citation graphs. Standard graph-processing libraries such as </w:t>
-      </w:r>
-      <w:proofErr w:type="spellStart"/>
-      <w:r>
-        <w:rPr>
-          <w:sz w:val="24"/>
-          <w:szCs w:val="24"/>
-        </w:rPr>
-        <w:t>NetworkX</w:t>
-      </w:r>
-      <w:proofErr w:type="spellEnd"/>
-      <w:r>
-        <w:rPr>
-          <w:sz w:val="24"/>
-          <w:szCs w:val="24"/>
-        </w:rPr>
-        <w:t xml:space="preserve"> may encounter performance limitations when applied to large datasets. Furthermore, generating and storing multiple perturbed versions of the network demands significant memory resources. If computational requirements exceed standard cloud environments limitations (</w:t>
-      </w:r>
-      <w:proofErr w:type="spellStart"/>
-      <w:r>
-        <w:rPr>
-          <w:sz w:val="24"/>
-          <w:szCs w:val="24"/>
-        </w:rPr>
-        <w:t>e.g</w:t>
-      </w:r>
-      <w:proofErr w:type="spellEnd"/>
-      <w:r>
-        <w:rPr>
-          <w:sz w:val="24"/>
-          <w:szCs w:val="24"/>
-        </w:rPr>
-        <w:t xml:space="preserve">, Google </w:t>
-      </w:r>
-      <w:proofErr w:type="spellStart"/>
-      <w:r>
-        <w:rPr>
-          <w:sz w:val="24"/>
-          <w:szCs w:val="24"/>
-        </w:rPr>
-        <w:t>Colab's</w:t>
-      </w:r>
-      <w:proofErr w:type="spellEnd"/>
-      <w:r>
-        <w:rPr>
-          <w:sz w:val="24"/>
-          <w:szCs w:val="24"/>
-        </w:rPr>
-        <w:t xml:space="preserve"> free RAM limits), we plan to bypass this bottleneck by offloading the heavy processing locally to our own workstation (as noted in the Development Environment section </w:t>
-      </w:r>
-      <w:proofErr w:type="gramStart"/>
-      <w:r>
-        <w:rPr>
-          <w:sz w:val="24"/>
-          <w:szCs w:val="24"/>
-        </w:rPr>
-        <w:t>above )</w:t>
-      </w:r>
-      <w:proofErr w:type="gramEnd"/>
-      <w:r>
-        <w:rPr>
-          <w:sz w:val="24"/>
-          <w:szCs w:val="24"/>
-        </w:rPr>
-        <w:t>.</w:t>
+        <w:t>The computation of global network metrics is resource-intensive, particularly for large-scale citation graphs. Standard graph-processing libraries such as NetworkX may encounter performance limitations when applied to large datasets. Furthermore, generating and storing multiple perturbed versions of the network demands significant memory resources. If computational requirements exceed standard cloud environments limitations (e.g, Google Colab's free RAM limits), we plan to bypass this bottleneck by offloading the heavy processing locally to our own workstation (as noted in the Development Environment section above ).</w:t>
       </w:r>
     </w:p>
     <w:p>
@@ -20993,23 +20608,7 @@
           <w:sz w:val="24"/>
           <w:szCs w:val="24"/>
         </w:rPr>
-        <w:t xml:space="preserve">Second, strict care must be taken to avoid data leakage during machine learning experiments.  </w:t>
-      </w:r>
-      <w:proofErr w:type="gramStart"/>
-      <w:r>
-        <w:rPr>
-          <w:sz w:val="24"/>
-          <w:szCs w:val="24"/>
-        </w:rPr>
-        <w:t>In particular, applying</w:t>
-      </w:r>
-      <w:proofErr w:type="gramEnd"/>
-      <w:r>
-        <w:rPr>
-          <w:sz w:val="24"/>
-          <w:szCs w:val="24"/>
-        </w:rPr>
-        <w:t xml:space="preserve"> normalization or scaling parameters derived from the original graph to perturbed graphs (as required in Section 4.1, Requirement 12) may artificially reduce the effect of the simulated damage, thereby invalidating stability assessments.</w:t>
+        <w:t>Second, strict care must be taken to avoid data leakage during machine learning experiments.  In particular, applying normalization or scaling parameters derived from the original graph to perturbed graphs (as required in Section 4.1, Requirement 12) may artificially reduce the effect of the simulated damage, thereby invalidating stability assessments.</w:t>
       </w:r>
       <w:r>
         <w:rPr>
@@ -21023,23 +20622,7 @@
           <w:sz w:val="24"/>
           <w:szCs w:val="24"/>
         </w:rPr>
-        <w:t xml:space="preserve">However, in the proposed design, this “frozen scaler” protocol will be intentionally applied as a controlled constraint, </w:t>
-      </w:r>
-      <w:proofErr w:type="gramStart"/>
-      <w:r>
-        <w:rPr>
-          <w:sz w:val="24"/>
-          <w:szCs w:val="24"/>
-        </w:rPr>
-        <w:t>in order to</w:t>
-      </w:r>
-      <w:proofErr w:type="gramEnd"/>
-      <w:r>
-        <w:rPr>
-          <w:sz w:val="24"/>
-          <w:szCs w:val="24"/>
-        </w:rPr>
-        <w:t xml:space="preserve"> preserve comparability across perturbations and isolate the model’s ability to generalize </w:t>
+        <w:t xml:space="preserve">However, in the proposed design, this “frozen scaler” protocol will be intentionally applied as a controlled constraint, in order to preserve comparability across perturbations and isolate the model’s ability to generalize </w:t>
       </w:r>
       <w:r>
         <w:rPr>
@@ -21090,23 +20673,7 @@
           <w:sz w:val="24"/>
           <w:szCs w:val="24"/>
         </w:rPr>
-        <w:t xml:space="preserve">The proposed framework employs non-linear machine learning models, such as Random Forest, to produce node importance </w:t>
-      </w:r>
-      <w:proofErr w:type="gramStart"/>
-      <w:r>
-        <w:rPr>
-          <w:sz w:val="24"/>
-          <w:szCs w:val="24"/>
-        </w:rPr>
-        <w:t>scores  under</w:t>
-      </w:r>
-      <w:proofErr w:type="gramEnd"/>
-      <w:r>
-        <w:rPr>
-          <w:sz w:val="24"/>
-          <w:szCs w:val="24"/>
-        </w:rPr>
-        <w:t xml:space="preserve"> perturbation. While such models are effective in capturing complex hidden patterns and interactions, they are inherently less interpretable. Consequently, although the model may accurately identify influential nodes (papers), the underlying decision rationale is not directly transparent.</w:t>
+        <w:t>The proposed framework employs non-linear machine learning models, such as Random Forest, to produce node importance scores  under perturbation. While such models are effective in capturing complex hidden patterns and interactions, they are inherently less interpretable. Consequently, although the model may accurately identify influential nodes (papers), the underlying decision rationale is not directly transparent.</w:t>
       </w:r>
     </w:p>
     <w:p>
@@ -21688,39 +21255,7 @@
           <w:sz w:val="24"/>
           <w:szCs w:val="24"/>
         </w:rPr>
-        <w:t xml:space="preserve">Global Stability: </w:t>
-      </w:r>
-      <w:proofErr w:type="gramStart"/>
-      <w:r>
-        <w:rPr>
-          <w:sz w:val="24"/>
-          <w:szCs w:val="24"/>
-        </w:rPr>
-        <w:t>Spearman's 𝜌 (</w:t>
-      </w:r>
-      <w:proofErr w:type="gramEnd"/>
-      <w:r>
-        <w:rPr>
-          <w:sz w:val="24"/>
-          <w:szCs w:val="24"/>
-        </w:rPr>
-        <w:t xml:space="preserve">global agreement) and </w:t>
-      </w:r>
-      <w:proofErr w:type="gramStart"/>
-      <w:r>
-        <w:rPr>
-          <w:sz w:val="24"/>
-          <w:szCs w:val="24"/>
-        </w:rPr>
-        <w:t>Kendall's 𝛕 (</w:t>
-      </w:r>
-      <w:proofErr w:type="gramEnd"/>
-      <w:r>
-        <w:rPr>
-          <w:sz w:val="24"/>
-          <w:szCs w:val="24"/>
-        </w:rPr>
-        <w:t xml:space="preserve">pairwise consistency) as introduced in Chapter </w:t>
+        <w:t xml:space="preserve">Global Stability: Spearman's 𝜌 (global agreement) and Kendall's 𝛕 (pairwise consistency) as introduced in Chapter </w:t>
       </w:r>
       <w:r>
         <w:rPr>
@@ -21811,23 +21346,7 @@
           <w:sz w:val="24"/>
           <w:szCs w:val="24"/>
         </w:rPr>
-        <w:t xml:space="preserve">A structured testing pipeline ensures correctness and reproducibility (using </w:t>
-      </w:r>
-      <w:proofErr w:type="spellStart"/>
-      <w:r>
-        <w:rPr>
-          <w:sz w:val="24"/>
-          <w:szCs w:val="24"/>
-        </w:rPr>
-        <w:t>pytest</w:t>
-      </w:r>
-      <w:proofErr w:type="spellEnd"/>
-      <w:r>
-        <w:rPr>
-          <w:sz w:val="24"/>
-          <w:szCs w:val="24"/>
-        </w:rPr>
-        <w:t>).</w:t>
+        <w:t>A structured testing pipeline ensures correctness and reproducibility (using pytest).</w:t>
       </w:r>
     </w:p>
     <w:p>
@@ -21942,23 +21461,7 @@
           <w:sz w:val="24"/>
           <w:szCs w:val="24"/>
         </w:rPr>
-        <w:t xml:space="preserve">Validate data flow between </w:t>
-      </w:r>
-      <w:proofErr w:type="spellStart"/>
-      <w:r>
-        <w:rPr>
-          <w:sz w:val="24"/>
-          <w:szCs w:val="24"/>
-        </w:rPr>
-        <w:t>NetworkX</w:t>
-      </w:r>
-      <w:proofErr w:type="spellEnd"/>
-      <w:r>
-        <w:rPr>
-          <w:sz w:val="24"/>
-          <w:szCs w:val="24"/>
-        </w:rPr>
-        <w:t xml:space="preserve">, pandas, and scikit-learn </w:t>
+        <w:t xml:space="preserve">Validate data flow between NetworkX, pandas, and scikit-learn </w:t>
       </w:r>
     </w:p>
     <w:p>
@@ -22149,33 +21652,8 @@
           <w:sz w:val="24"/>
           <w:szCs w:val="24"/>
         </w:rPr>
-        <w:t xml:space="preserve">Scalability: Measure runtime on large graphs and validate </w:t>
-      </w:r>
-      <w:proofErr w:type="spellStart"/>
-      <w:r>
-        <w:rPr>
-          <w:sz w:val="24"/>
-          <w:szCs w:val="24"/>
-        </w:rPr>
-        <w:t>fallbck</w:t>
-      </w:r>
-      <w:proofErr w:type="spellEnd"/>
-      <w:r>
-        <w:rPr>
-          <w:sz w:val="24"/>
-          <w:szCs w:val="24"/>
-        </w:rPr>
-        <w:t xml:space="preserve"> to local computation if needed (as defined in the Development Environment section</w:t>
-      </w:r>
-      <w:proofErr w:type="gramStart"/>
-      <w:r>
-        <w:rPr>
-          <w:sz w:val="24"/>
-          <w:szCs w:val="24"/>
-        </w:rPr>
-        <w:t>) .</w:t>
-      </w:r>
-      <w:proofErr w:type="gramEnd"/>
+        <w:t>Scalability: Measure runtime on large graphs and validate fallbck to local computation if needed (as defined in the Development Environment section) .</w:t>
+      </w:r>
     </w:p>
     <w:p>
       <w:pPr>
@@ -22201,55 +21679,7 @@
           <w:sz w:val="24"/>
           <w:szCs w:val="24"/>
         </w:rPr>
-        <w:t xml:space="preserve">[1] </w:t>
-      </w:r>
-      <w:proofErr w:type="spellStart"/>
-      <w:r>
-        <w:rPr>
-          <w:sz w:val="24"/>
-          <w:szCs w:val="24"/>
-        </w:rPr>
-        <w:t>Hajarathaiah</w:t>
-      </w:r>
-      <w:proofErr w:type="spellEnd"/>
-      <w:r>
-        <w:rPr>
-          <w:sz w:val="24"/>
-          <w:szCs w:val="24"/>
-        </w:rPr>
-        <w:t xml:space="preserve">, K., </w:t>
-      </w:r>
-      <w:proofErr w:type="spellStart"/>
-      <w:r>
-        <w:rPr>
-          <w:sz w:val="24"/>
-          <w:szCs w:val="24"/>
-        </w:rPr>
-        <w:t>Enduri</w:t>
-      </w:r>
-      <w:proofErr w:type="spellEnd"/>
-      <w:r>
-        <w:rPr>
-          <w:sz w:val="24"/>
-          <w:szCs w:val="24"/>
-        </w:rPr>
-        <w:t xml:space="preserve">, M. K., </w:t>
-      </w:r>
-      <w:proofErr w:type="spellStart"/>
-      <w:r>
-        <w:rPr>
-          <w:sz w:val="24"/>
-          <w:szCs w:val="24"/>
-        </w:rPr>
-        <w:t>Anamalamudi</w:t>
-      </w:r>
-      <w:proofErr w:type="spellEnd"/>
-      <w:r>
-        <w:rPr>
-          <w:sz w:val="24"/>
-          <w:szCs w:val="24"/>
-        </w:rPr>
-        <w:t>, S., Abdul, A., &amp; Chen, J. (2024). Node significance analysis in complex networks using machine learning and centrality measures. IEEE Access, 12, 10186-10201.‏</w:t>
+        <w:t>[1] Hajarathaiah, K., Enduri, M. K., Anamalamudi, S., Abdul, A., &amp; Chen, J. (2024). Node significance analysis in complex networks using machine learning and centrality measures. IEEE Access, 12, 10186-10201.‏</w:t>
       </w:r>
     </w:p>
     <w:p>
@@ -22297,23 +21727,7 @@
           <w:sz w:val="24"/>
           <w:szCs w:val="24"/>
         </w:rPr>
-        <w:t xml:space="preserve">[4] Page, L., Brin, S., Motwani, R., &amp; Winograd, T. (1998). The PageRank citation ranking: Bringing order to the web. Stanford </w:t>
-      </w:r>
-      <w:proofErr w:type="spellStart"/>
-      <w:r>
-        <w:rPr>
-          <w:sz w:val="24"/>
-          <w:szCs w:val="24"/>
-        </w:rPr>
-        <w:t>InfoLab</w:t>
-      </w:r>
-      <w:proofErr w:type="spellEnd"/>
-      <w:r>
-        <w:rPr>
-          <w:sz w:val="24"/>
-          <w:szCs w:val="24"/>
-        </w:rPr>
-        <w:t>.</w:t>
+        <w:t>[4] Page, L., Brin, S., Motwani, R., &amp; Winograd, T. (1998). The PageRank citation ranking: Bringing order to the web. Stanford InfoLab.</w:t>
       </w:r>
     </w:p>
     <w:p>
@@ -22361,23 +21775,7 @@
           <w:sz w:val="24"/>
           <w:szCs w:val="24"/>
         </w:rPr>
-        <w:t xml:space="preserve">[7] Kendall, M. G. (1938). A new measure of rank correlation. </w:t>
-      </w:r>
-      <w:proofErr w:type="spellStart"/>
-      <w:r>
-        <w:rPr>
-          <w:sz w:val="24"/>
-          <w:szCs w:val="24"/>
-        </w:rPr>
-        <w:t>Biometrika</w:t>
-      </w:r>
-      <w:proofErr w:type="spellEnd"/>
-      <w:r>
-        <w:rPr>
-          <w:sz w:val="24"/>
-          <w:szCs w:val="24"/>
-        </w:rPr>
-        <w:t>.</w:t>
+        <w:t>[7] Kendall, M. G. (1938). A new measure of rank correlation. Biometrika.</w:t>
       </w:r>
     </w:p>
     <w:sectPr>
